--- a/materialien/Welt4_Schluesselproblem/2_Akten/KR_W4_Akte1_Schluesselproblem.docx
+++ b/materialien/Welt4_Schluesselproblem/2_Akten/KR_W4_Akte1_Schluesselproblem.docx
@@ -169,7 +169,7 @@
               <w:rPr>
                 <w:rFonts w:ascii="Georgia" w:hAnsi="Georgia" w:cs="Georgia" w:eastAsia="Georgia"/>
                 <w:b/>
-                <w:color w:val="1E7B4F"/>
+                <w:color w:val="14213D"/>
                 <w:sz w:val="34"/>
               </w:rPr>
               <w:t>Das Schlüsselproblem</w:t>
@@ -440,7 +440,7 @@
               <w:rPr>
                 <w:rFonts w:ascii="Georgia" w:hAnsi="Georgia" w:cs="Georgia" w:eastAsia="Georgia"/>
                 <w:b/>
-                <w:color w:val="1E7B4F"/>
+                <w:color w:val="14213D"/>
                 <w:spacing w:val="16"/>
                 <w:sz w:val="21"/>
               </w:rPr>
@@ -503,7 +503,7 @@
             <w:r>
               <w:rPr>
                 <w:rFonts w:ascii="Calibri" w:hAnsi="Calibri" w:cs="Calibri" w:eastAsia="Calibri"/>
-                <w:color w:val="1E7B4F"/>
+                <w:color w:val="14213D"/>
                 <w:sz w:val="22"/>
               </w:rPr>
               <w:t>•</w:t>
@@ -551,7 +551,7 @@
             <w:r>
               <w:rPr>
                 <w:rFonts w:ascii="Calibri" w:hAnsi="Calibri" w:cs="Calibri" w:eastAsia="Calibri"/>
-                <w:color w:val="1E7B4F"/>
+                <w:color w:val="14213D"/>
                 <w:sz w:val="22"/>
               </w:rPr>
               <w:t>•</w:t>
@@ -1565,7 +1565,7 @@
             <w:r>
               <w:rPr>
                 <w:rFonts w:ascii="Calibri" w:hAnsi="Calibri" w:cs="Calibri" w:eastAsia="Calibri"/>
-                <w:color w:val="B07D2B"/>
+                <w:color w:val="8A5F1A"/>
                 <w:sz w:val="20"/>
               </w:rPr>
               <w:t xml:space="preserve">  ★</w:t>
@@ -1990,7 +1990,7 @@
             <w:r>
               <w:rPr>
                 <w:rFonts w:ascii="Calibri" w:hAnsi="Calibri" w:cs="Calibri" w:eastAsia="Calibri"/>
-                <w:color w:val="B07D2B"/>
+                <w:color w:val="8A5F1A"/>
                 <w:sz w:val="20"/>
               </w:rPr>
               <w:t xml:space="preserve">  ★★</w:t>
@@ -2302,7 +2302,7 @@
               <w:rPr>
                 <w:rFonts w:ascii="Georgia" w:hAnsi="Georgia" w:cs="Georgia" w:eastAsia="Georgia"/>
                 <w:b/>
-                <w:color w:val="1E7B4F"/>
+                <w:color w:val="14213D"/>
                 <w:spacing w:val="16"/>
                 <w:sz w:val="21"/>
               </w:rPr>
@@ -2320,7 +2320,7 @@
             <w:r>
               <w:rPr>
                 <w:rFonts w:ascii="Calibri" w:hAnsi="Calibri" w:cs="Calibri" w:eastAsia="Calibri"/>
-                <w:color w:val="1E7B4F"/>
+                <w:color w:val="14213D"/>
                 <w:sz w:val="22"/>
               </w:rPr>
               <w:t>•</w:t>
@@ -2398,7 +2398,7 @@
             <w:r>
               <w:rPr>
                 <w:rFonts w:ascii="Calibri" w:hAnsi="Calibri" w:cs="Calibri" w:eastAsia="Calibri"/>
-                <w:color w:val="1E7B4F"/>
+                <w:color w:val="14213D"/>
                 <w:sz w:val="22"/>
               </w:rPr>
               <w:t>•</w:t>
@@ -2456,7 +2456,7 @@
             <w:r>
               <w:rPr>
                 <w:rFonts w:ascii="Calibri" w:hAnsi="Calibri" w:cs="Calibri" w:eastAsia="Calibri"/>
-                <w:color w:val="1E7B4F"/>
+                <w:color w:val="14213D"/>
                 <w:sz w:val="22"/>
               </w:rPr>
               <w:t>•</w:t>
@@ -2534,7 +2534,7 @@
             <w:r>
               <w:rPr>
                 <w:rFonts w:ascii="Calibri" w:hAnsi="Calibri" w:cs="Calibri" w:eastAsia="Calibri"/>
-                <w:color w:val="1E7B4F"/>
+                <w:color w:val="14213D"/>
                 <w:sz w:val="22"/>
               </w:rPr>
               <w:t>•</w:t>
@@ -2633,7 +2633,7 @@
             <w:r>
               <w:rPr>
                 <w:rFonts w:ascii="Calibri" w:hAnsi="Calibri" w:cs="Calibri" w:eastAsia="Calibri"/>
-                <w:color w:val="1E7B4F"/>
+                <w:color w:val="14213D"/>
                 <w:sz w:val="22"/>
               </w:rPr>
               <w:t>•</w:t>
@@ -2873,7 +2873,7 @@
             <w:r>
               <w:rPr>
                 <w:rFonts w:ascii="Calibri" w:hAnsi="Calibri" w:cs="Calibri" w:eastAsia="Calibri"/>
-                <w:color w:val="B07D2B"/>
+                <w:color w:val="8A5F1A"/>
                 <w:sz w:val="20"/>
               </w:rPr>
               <w:t xml:space="preserve">  ★</w:t>
@@ -3054,7 +3054,7 @@
               <w:rPr>
                 <w:rFonts w:ascii="Georgia" w:hAnsi="Georgia" w:cs="Georgia" w:eastAsia="Georgia"/>
                 <w:b/>
-                <w:color w:val="1E7B4F"/>
+                <w:color w:val="14213D"/>
                 <w:spacing w:val="16"/>
                 <w:sz w:val="21"/>
               </w:rPr>
@@ -4229,7 +4229,7 @@
             <w:r>
               <w:rPr>
                 <w:rFonts w:ascii="Calibri" w:hAnsi="Calibri" w:cs="Calibri" w:eastAsia="Calibri"/>
-                <w:color w:val="B07D2B"/>
+                <w:color w:val="8A5F1A"/>
                 <w:sz w:val="20"/>
               </w:rPr>
               <w:t xml:space="preserve">  ★★</w:t>
@@ -4985,7 +4985,7 @@
             <w:r>
               <w:rPr>
                 <w:rFonts w:ascii="Calibri" w:hAnsi="Calibri" w:cs="Calibri" w:eastAsia="Calibri"/>
-                <w:color w:val="B07D2B"/>
+                <w:color w:val="8A5F1A"/>
                 <w:sz w:val="20"/>
               </w:rPr>
               <w:t xml:space="preserve">  ★★★</w:t>
@@ -6388,7 +6388,7 @@
             <w:r>
               <w:rPr>
                 <w:rFonts w:ascii="Calibri" w:hAnsi="Calibri" w:cs="Calibri" w:eastAsia="Calibri"/>
-                <w:color w:val="B07D2B"/>
+                <w:color w:val="8A5F1A"/>
                 <w:sz w:val="20"/>
               </w:rPr>
               <w:t xml:space="preserve">  ★★★</w:t>
@@ -8388,7 +8388,7 @@
               <w:rPr>
                 <w:rFonts w:ascii="Georgia" w:hAnsi="Georgia" w:cs="Georgia" w:eastAsia="Georgia"/>
                 <w:b/>
-                <w:color w:val="1E7B4F"/>
+                <w:color w:val="14213D"/>
                 <w:spacing w:val="16"/>
                 <w:sz w:val="21"/>
               </w:rPr>

--- a/materialien/Welt4_Schluesselproblem/2_Akten/KR_W4_Akte1_Schluesselproblem.docx
+++ b/materialien/Welt4_Schluesselproblem/2_Akten/KR_W4_Akte1_Schluesselproblem.docx
@@ -290,7 +290,7 @@
                 <w:color w:val="1B1B1F"/>
                 <w:sz w:val="22"/>
               </w:rPr>
-              <w:t xml:space="preserve">Stanford, Herbst 1976. Auf dem Schreibtisch liegt das Fernschreiben – ihr habt es geknackt: Der Kurier mit dem neuen Schlüssel kam nie an. Die Bank hat </w:t>
+              <w:t xml:space="preserve">Stanford, Herbst 1976. Auf dem Schreibtisch liegt das Fernschreiben – ihr habt es geknackt, und die Nachricht macht der Bank Sorgen. Die Bank hat </w:t>
             </w:r>
             <w:r>
               <w:rPr>
@@ -849,7 +849,7 @@
                       <w:color w:val="1B1B1F"/>
                       <w:sz w:val="20"/>
                     </w:rPr>
-                    <w:t>10</w:t>
+                    <w:t>7</w:t>
                   </w:r>
                 </w:p>
               </w:tc>
@@ -877,7 +877,7 @@
                       <w:color w:val="1B1B1F"/>
                       <w:sz w:val="20"/>
                     </w:rPr>
-                    <w:t>30</w:t>
+                    <w:t>10</w:t>
                   </w:r>
                 </w:p>
               </w:tc>
@@ -1072,7 +1072,7 @@
                       <w:color w:val="1B1B1F"/>
                       <w:sz w:val="20"/>
                     </w:rPr>
-                    <w:t>45</w:t>
+                    <w:t>21</w:t>
                   </w:r>
                 </w:p>
               </w:tc>
@@ -1099,7 +1099,7 @@
                       <w:color w:val="1B1B1F"/>
                       <w:sz w:val="20"/>
                     </w:rPr>
-                    <w:t>435</w:t>
+                    <w:t>45</w:t>
                   </w:r>
                 </w:p>
               </w:tc>
@@ -1294,7 +1294,7 @@
                       <w:color w:val="1B1B1F"/>
                       <w:sz w:val="20"/>
                     </w:rPr>
-                    <w:t>20</w:t>
+                    <w:t>14</w:t>
                   </w:r>
                 </w:p>
               </w:tc>
@@ -1321,7 +1321,7 @@
                       <w:color w:val="1B1B1F"/>
                       <w:sz w:val="20"/>
                     </w:rPr>
-                    <w:t>60</w:t>
+                    <w:t>20</w:t>
                   </w:r>
                 </w:p>
               </w:tc>
